--- a/testakten/kaufrecht-wallbox-firmware-lastmanagement-essen/06_servicebericht_technik.docx
+++ b/testakten/kaufrecht-wallbox-firmware-lastmanagement-essen/06_servicebericht_technik.docx
@@ -4,46 +4,932 @@
   <w:body>
     <w:p>
       <w:pPr>
-        <w:pStyle w:val="Heading1"/>
+        <w:jc w:val="center"/>
       </w:pPr>
       <w:r>
-        <w:t>Servicebericht Technik</w:t>
+        <w:rPr>
+          <w:b/>
+          <w:color w:val="23364D"/>
+          <w:sz w:val="30"/>
+        </w:rPr>
+        <w:t>ELEKTROTECHNIK RUHRBOGEN KG</w:t>
       </w:r>
     </w:p>
     <w:p>
       <w:pPr>
-        <w:pStyle w:val="Heading2"/>
+        <w:jc w:val="center"/>
       </w:pPr>
       <w:r>
-        <w:t>1. Prüfung vor Ort</w:t>
+        <w:rPr>
+          <w:sz w:val="18"/>
+        </w:rPr>
+        <w:t>Elektroinstallation | Ladeinfrastruktur | Mess- und Prüfdienst</w:t>
+      </w:r>
+    </w:p>
+    <w:p>
+      <w:pPr>
+        <w:jc w:val="center"/>
+      </w:pPr>
+      <w:r>
+        <w:rPr>
+          <w:sz w:val="17"/>
+        </w:rPr>
+        <w:t>Rellinghauser Straße 208 | 45136 Essen | Telefon 0201 458720-0 | messung@ruhrbogen-elektro.de</w:t>
+      </w:r>
+    </w:p>
+    <w:p>
+      <w:pPr>
+        <w:pStyle w:val="Title"/>
+      </w:pPr>
+      <w:r>
+        <w:t>Mess- und Servicebericht HelioCharge W7 Wallbox</w:t>
+      </w:r>
+    </w:p>
+    <w:tbl>
+      <w:tblPr>
+        <w:tblStyle w:val="TableGrid"/>
+        <w:tblW w:type="auto" w:w="0"/>
+        <w:jc w:val="center"/>
+        <w:tblLayout w:type="fixed"/>
+        <w:tblLook w:firstColumn="1" w:firstRow="1" w:lastColumn="0" w:lastRow="0" w:noHBand="0" w:noVBand="1" w:val="04A0"/>
+      </w:tblPr>
+      <w:tblGrid>
+        <w:gridCol w:w="4762"/>
+        <w:gridCol w:w="4762"/>
+      </w:tblGrid>
+      <w:tr>
+        <w:trPr>
+          <w:cantSplit/>
+        </w:trPr>
+        <w:tc>
+          <w:tcPr>
+            <w:tcW w:type="dxa" w:w="2494"/>
+            <w:vAlign w:val="top"/>
+            <w:tcMar>
+              <w:top w:w="90" w:type="dxa"/>
+              <w:start w:w="90" w:type="dxa"/>
+              <w:bottom w:w="90" w:type="dxa"/>
+              <w:end w:w="90" w:type="dxa"/>
+            </w:tcMar>
+          </w:tcPr>
+          <w:p>
+            <w:r>
+              <w:rPr>
+                <w:rFonts w:ascii="Times New Roman" w:hAnsi="Times New Roman"/>
+                <w:b/>
+                <w:sz w:val="19"/>
+              </w:rPr>
+              <w:t>Auftraggeberin</w:t>
+            </w:r>
+          </w:p>
+        </w:tc>
+        <w:tc>
+          <w:tcPr>
+            <w:tcW w:type="dxa" w:w="6463"/>
+            <w:vAlign w:val="top"/>
+            <w:tcMar>
+              <w:top w:w="90" w:type="dxa"/>
+              <w:start w:w="90" w:type="dxa"/>
+              <w:bottom w:w="90" w:type="dxa"/>
+              <w:end w:w="90" w:type="dxa"/>
+            </w:tcMar>
+          </w:tcPr>
+          <w:p>
+            <w:r>
+              <w:rPr>
+                <w:rFonts w:ascii="Times New Roman" w:hAnsi="Times New Roman"/>
+                <w:sz w:val="19"/>
+              </w:rPr>
+              <w:t>Alina Voß, Bredeneyer Straße 144, 45133 Essen</w:t>
+            </w:r>
+          </w:p>
+        </w:tc>
+      </w:tr>
+      <w:tr>
+        <w:trPr>
+          <w:cantSplit/>
+        </w:trPr>
+        <w:tc>
+          <w:tcPr>
+            <w:tcW w:type="dxa" w:w="2494"/>
+            <w:vAlign w:val="top"/>
+            <w:tcMar>
+              <w:top w:w="90" w:type="dxa"/>
+              <w:start w:w="90" w:type="dxa"/>
+              <w:bottom w:w="90" w:type="dxa"/>
+              <w:end w:w="90" w:type="dxa"/>
+            </w:tcMar>
+          </w:tcPr>
+          <w:p>
+            <w:r>
+              <w:rPr>
+                <w:rFonts w:ascii="Times New Roman" w:hAnsi="Times New Roman"/>
+                <w:b/>
+                <w:sz w:val="19"/>
+              </w:rPr>
+              <w:t>Anlage</w:t>
+            </w:r>
+          </w:p>
+        </w:tc>
+        <w:tc>
+          <w:tcPr>
+            <w:tcW w:type="dxa" w:w="6463"/>
+            <w:vAlign w:val="top"/>
+            <w:tcMar>
+              <w:top w:w="90" w:type="dxa"/>
+              <w:start w:w="90" w:type="dxa"/>
+              <w:bottom w:w="90" w:type="dxa"/>
+              <w:end w:w="90" w:type="dxa"/>
+            </w:tcMar>
+          </w:tcPr>
+          <w:p>
+            <w:r>
+              <w:rPr>
+                <w:rFonts w:ascii="Times New Roman" w:hAnsi="Times New Roman"/>
+                <w:sz w:val="19"/>
+              </w:rPr>
+              <w:t>HelioCharge W7, zwei Ladepunkte, Geräte-ID HCW7-DE-882104</w:t>
+            </w:r>
+          </w:p>
+        </w:tc>
+      </w:tr>
+      <w:tr>
+        <w:trPr>
+          <w:cantSplit/>
+        </w:trPr>
+        <w:tc>
+          <w:tcPr>
+            <w:tcW w:type="dxa" w:w="2494"/>
+            <w:vAlign w:val="top"/>
+            <w:tcMar>
+              <w:top w:w="90" w:type="dxa"/>
+              <w:start w:w="90" w:type="dxa"/>
+              <w:bottom w:w="90" w:type="dxa"/>
+              <w:end w:w="90" w:type="dxa"/>
+            </w:tcMar>
+          </w:tcPr>
+          <w:p>
+            <w:r>
+              <w:rPr>
+                <w:rFonts w:ascii="Times New Roman" w:hAnsi="Times New Roman"/>
+                <w:b/>
+                <w:sz w:val="19"/>
+              </w:rPr>
+              <w:t>Messlokation</w:t>
+            </w:r>
+          </w:p>
+        </w:tc>
+        <w:tc>
+          <w:tcPr>
+            <w:tcW w:type="dxa" w:w="6463"/>
+            <w:vAlign w:val="top"/>
+            <w:tcMar>
+              <w:top w:w="90" w:type="dxa"/>
+              <w:start w:w="90" w:type="dxa"/>
+              <w:bottom w:w="90" w:type="dxa"/>
+              <w:end w:w="90" w:type="dxa"/>
+            </w:tcMar>
+          </w:tcPr>
+          <w:p>
+            <w:r>
+              <w:rPr>
+                <w:rFonts w:ascii="Times New Roman" w:hAnsi="Times New Roman"/>
+                <w:sz w:val="19"/>
+              </w:rPr>
+              <w:t>DE000145133ESSEN1440001</w:t>
+            </w:r>
+          </w:p>
+        </w:tc>
+      </w:tr>
+      <w:tr>
+        <w:trPr>
+          <w:cantSplit/>
+        </w:trPr>
+        <w:tc>
+          <w:tcPr>
+            <w:tcW w:type="dxa" w:w="2494"/>
+            <w:vAlign w:val="top"/>
+            <w:tcMar>
+              <w:top w:w="90" w:type="dxa"/>
+              <w:start w:w="90" w:type="dxa"/>
+              <w:bottom w:w="90" w:type="dxa"/>
+              <w:end w:w="90" w:type="dxa"/>
+            </w:tcMar>
+          </w:tcPr>
+          <w:p>
+            <w:r>
+              <w:rPr>
+                <w:rFonts w:ascii="Times New Roman" w:hAnsi="Times New Roman"/>
+                <w:b/>
+                <w:sz w:val="19"/>
+              </w:rPr>
+              <w:t>Prüftermin</w:t>
+            </w:r>
+          </w:p>
+        </w:tc>
+        <w:tc>
+          <w:tcPr>
+            <w:tcW w:type="dxa" w:w="6463"/>
+            <w:vAlign w:val="top"/>
+            <w:tcMar>
+              <w:top w:w="90" w:type="dxa"/>
+              <w:start w:w="90" w:type="dxa"/>
+              <w:bottom w:w="90" w:type="dxa"/>
+              <w:end w:w="90" w:type="dxa"/>
+            </w:tcMar>
+          </w:tcPr>
+          <w:p>
+            <w:r>
+              <w:rPr>
+                <w:rFonts w:ascii="Times New Roman" w:hAnsi="Times New Roman"/>
+                <w:sz w:val="19"/>
+              </w:rPr>
+              <w:t>10. Juli 2026, 08:20 Uhr bis 11:05 Uhr</w:t>
+            </w:r>
+          </w:p>
+        </w:tc>
+      </w:tr>
+      <w:tr>
+        <w:trPr>
+          <w:cantSplit/>
+        </w:trPr>
+        <w:tc>
+          <w:tcPr>
+            <w:tcW w:type="dxa" w:w="2494"/>
+            <w:vAlign w:val="top"/>
+            <w:tcMar>
+              <w:top w:w="90" w:type="dxa"/>
+              <w:start w:w="90" w:type="dxa"/>
+              <w:bottom w:w="90" w:type="dxa"/>
+              <w:end w:w="90" w:type="dxa"/>
+            </w:tcMar>
+          </w:tcPr>
+          <w:p>
+            <w:r>
+              <w:rPr>
+                <w:rFonts w:ascii="Times New Roman" w:hAnsi="Times New Roman"/>
+                <w:b/>
+                <w:sz w:val="19"/>
+              </w:rPr>
+              <w:t>Prüfer</w:t>
+            </w:r>
+          </w:p>
+        </w:tc>
+        <w:tc>
+          <w:tcPr>
+            <w:tcW w:type="dxa" w:w="6463"/>
+            <w:vAlign w:val="top"/>
+            <w:tcMar>
+              <w:top w:w="90" w:type="dxa"/>
+              <w:start w:w="90" w:type="dxa"/>
+              <w:bottom w:w="90" w:type="dxa"/>
+              <w:end w:w="90" w:type="dxa"/>
+            </w:tcMar>
+          </w:tcPr>
+          <w:p>
+            <w:r>
+              <w:rPr>
+                <w:rFonts w:ascii="Times New Roman" w:hAnsi="Times New Roman"/>
+                <w:sz w:val="19"/>
+              </w:rPr>
+              <w:t>Elektromeister Julian Mäßner</w:t>
+            </w:r>
+          </w:p>
+        </w:tc>
+      </w:tr>
+      <w:tr>
+        <w:trPr>
+          <w:cantSplit/>
+        </w:trPr>
+        <w:tc>
+          <w:tcPr>
+            <w:tcW w:type="dxa" w:w="2494"/>
+            <w:vAlign w:val="top"/>
+            <w:tcMar>
+              <w:top w:w="90" w:type="dxa"/>
+              <w:start w:w="90" w:type="dxa"/>
+              <w:bottom w:w="90" w:type="dxa"/>
+              <w:end w:w="90" w:type="dxa"/>
+            </w:tcMar>
+          </w:tcPr>
+          <w:p>
+            <w:r>
+              <w:rPr>
+                <w:rFonts w:ascii="Times New Roman" w:hAnsi="Times New Roman"/>
+                <w:b/>
+                <w:sz w:val="19"/>
+              </w:rPr>
+              <w:t>Anwesend</w:t>
+            </w:r>
+          </w:p>
+        </w:tc>
+        <w:tc>
+          <w:tcPr>
+            <w:tcW w:type="dxa" w:w="6463"/>
+            <w:vAlign w:val="top"/>
+            <w:tcMar>
+              <w:top w:w="90" w:type="dxa"/>
+              <w:start w:w="90" w:type="dxa"/>
+              <w:bottom w:w="90" w:type="dxa"/>
+              <w:end w:w="90" w:type="dxa"/>
+            </w:tcMar>
+          </w:tcPr>
+          <w:p>
+            <w:r>
+              <w:rPr>
+                <w:rFonts w:ascii="Times New Roman" w:hAnsi="Times New Roman"/>
+                <w:sz w:val="19"/>
+              </w:rPr>
+              <w:t>Alina Voß; Nachbar Cem Yilmaz von 08:25 Uhr bis 09:05 Uhr</w:t>
+            </w:r>
+          </w:p>
+        </w:tc>
+      </w:tr>
+    </w:tbl>
+    <w:p/>
+    <w:p>
+      <w:pPr>
+        <w:pStyle w:val="Heading1"/>
+      </w:pPr>
+      <w:r>
+        <w:t>1. Auftrag und Ausgangszustand</w:t>
       </w:r>
     </w:p>
     <w:p>
       <w:r>
-        <w:t>Der Servicebetrieb bestätigt: Firmware 4.8 blockiert Lastmanagement und verweigert Drittanbieterzähler. Hardware zeigt keine eindeutige Beschädigung.</w:t>
+        <w:t>Zuleitung, Schutzleiter, Isolationswiderstand, Fehlerstromschutz und Leitungsschutz waren ohne Auffälligkeit. Die vereinbarte Anschlussleistung beträgt 22 Kilowatt. Im Installateurmenü war ebenfalls eine Gesamtleistung von 22 Kilowatt hinterlegt. Beide Ladepunkte teilten sich bei bestehender Netzwerkverbindung dennoch höchstens 7,2 Kilowatt.</w:t>
       </w:r>
     </w:p>
     <w:p>
       <w:pPr>
-        <w:pStyle w:val="Heading2"/>
+        <w:pStyle w:val="Heading1"/>
       </w:pPr>
       <w:r>
-        <w:t>2. Einschränkung</w:t>
+        <w:t>2. Einzelmessungen und Ereignisse</w:t>
+      </w:r>
+    </w:p>
+    <w:tbl>
+      <w:tblPr>
+        <w:tblStyle w:val="TableGrid"/>
+        <w:tblW w:type="auto" w:w="0"/>
+        <w:jc w:val="center"/>
+        <w:tblLayout w:type="fixed"/>
+        <w:tblLook w:firstColumn="1" w:firstRow="1" w:lastColumn="0" w:lastRow="0" w:noHBand="0" w:noVBand="1" w:val="04A0"/>
+      </w:tblPr>
+      <w:tblGrid>
+        <w:gridCol w:w="3175"/>
+        <w:gridCol w:w="3175"/>
+        <w:gridCol w:w="3175"/>
+      </w:tblGrid>
+      <w:tr>
+        <w:trPr>
+          <w:tblHeader w:val="true"/>
+        </w:trPr>
+        <w:tc>
+          <w:tcPr>
+            <w:tcW w:type="dxa" w:w="1814"/>
+            <w:vAlign w:val="center"/>
+            <w:shd w:fill="DCE6EC"/>
+            <w:tcMar>
+              <w:top w:w="70" w:type="dxa"/>
+              <w:start w:w="70" w:type="dxa"/>
+              <w:bottom w:w="70" w:type="dxa"/>
+              <w:end w:w="70" w:type="dxa"/>
+            </w:tcMar>
+          </w:tcPr>
+          <w:p>
+            <w:r>
+              <w:rPr>
+                <w:rFonts w:ascii="Times New Roman" w:hAnsi="Times New Roman"/>
+                <w:b/>
+                <w:sz w:val="17"/>
+              </w:rPr>
+              <w:t>Zeitpunkt</w:t>
+            </w:r>
+          </w:p>
+        </w:tc>
+        <w:tc>
+          <w:tcPr>
+            <w:tcW w:type="dxa" w:w="2324"/>
+            <w:vAlign w:val="center"/>
+            <w:shd w:fill="DCE6EC"/>
+            <w:tcMar>
+              <w:top w:w="70" w:type="dxa"/>
+              <w:start w:w="70" w:type="dxa"/>
+              <w:bottom w:w="70" w:type="dxa"/>
+              <w:end w:w="70" w:type="dxa"/>
+            </w:tcMar>
+          </w:tcPr>
+          <w:p>
+            <w:r>
+              <w:rPr>
+                <w:rFonts w:ascii="Times New Roman" w:hAnsi="Times New Roman"/>
+                <w:b/>
+                <w:sz w:val="17"/>
+              </w:rPr>
+              <w:t>Prüfschritt</w:t>
+            </w:r>
+          </w:p>
+        </w:tc>
+        <w:tc>
+          <w:tcPr>
+            <w:tcW w:type="dxa" w:w="4819"/>
+            <w:vAlign w:val="center"/>
+            <w:shd w:fill="DCE6EC"/>
+            <w:tcMar>
+              <w:top w:w="70" w:type="dxa"/>
+              <w:start w:w="70" w:type="dxa"/>
+              <w:bottom w:w="70" w:type="dxa"/>
+              <w:end w:w="70" w:type="dxa"/>
+            </w:tcMar>
+          </w:tcPr>
+          <w:p>
+            <w:r>
+              <w:rPr>
+                <w:rFonts w:ascii="Times New Roman" w:hAnsi="Times New Roman"/>
+                <w:b/>
+                <w:sz w:val="17"/>
+              </w:rPr>
+              <w:t>Feststellung</w:t>
+            </w:r>
+          </w:p>
+        </w:tc>
+      </w:tr>
+      <w:tr>
+        <w:trPr>
+          <w:cantSplit/>
+        </w:trPr>
+        <w:tc>
+          <w:tcPr>
+            <w:tcW w:type="dxa" w:w="1814"/>
+            <w:vAlign w:val="top"/>
+            <w:tcMar>
+              <w:top w:w="70" w:type="dxa"/>
+              <w:start w:w="70" w:type="dxa"/>
+              <w:bottom w:w="70" w:type="dxa"/>
+              <w:end w:w="70" w:type="dxa"/>
+            </w:tcMar>
+          </w:tcPr>
+          <w:p>
+            <w:r>
+              <w:rPr>
+                <w:rFonts w:ascii="Times New Roman" w:hAnsi="Times New Roman"/>
+                <w:sz w:val="17"/>
+              </w:rPr>
+              <w:t>08:46</w:t>
+            </w:r>
+          </w:p>
+        </w:tc>
+        <w:tc>
+          <w:tcPr>
+            <w:tcW w:type="dxa" w:w="2324"/>
+            <w:vAlign w:val="top"/>
+            <w:tcMar>
+              <w:top w:w="70" w:type="dxa"/>
+              <w:start w:w="70" w:type="dxa"/>
+              <w:bottom w:w="70" w:type="dxa"/>
+              <w:end w:w="70" w:type="dxa"/>
+            </w:tcMar>
+          </w:tcPr>
+          <w:p>
+            <w:r>
+              <w:rPr>
+                <w:rFonts w:ascii="Times New Roman" w:hAnsi="Times New Roman"/>
+                <w:sz w:val="17"/>
+              </w:rPr>
+              <w:t>Ladepunkt A</w:t>
+            </w:r>
+          </w:p>
+        </w:tc>
+        <w:tc>
+          <w:tcPr>
+            <w:tcW w:type="dxa" w:w="4819"/>
+            <w:vAlign w:val="top"/>
+            <w:tcMar>
+              <w:top w:w="70" w:type="dxa"/>
+              <w:start w:w="70" w:type="dxa"/>
+              <w:bottom w:w="70" w:type="dxa"/>
+              <w:end w:w="70" w:type="dxa"/>
+            </w:tcMar>
+          </w:tcPr>
+          <w:p>
+            <w:r>
+              <w:rPr>
+                <w:rFonts w:ascii="Times New Roman" w:hAnsi="Times New Roman"/>
+                <w:sz w:val="17"/>
+              </w:rPr>
+              <w:t>Netzwerk verbunden; Soll 11,0 Kilowatt, Ist 3,6 Kilowatt</w:t>
+            </w:r>
+          </w:p>
+        </w:tc>
+      </w:tr>
+      <w:tr>
+        <w:trPr>
+          <w:cantSplit/>
+        </w:trPr>
+        <w:tc>
+          <w:tcPr>
+            <w:tcW w:type="dxa" w:w="1814"/>
+            <w:vAlign w:val="top"/>
+            <w:tcMar>
+              <w:top w:w="70" w:type="dxa"/>
+              <w:start w:w="70" w:type="dxa"/>
+              <w:bottom w:w="70" w:type="dxa"/>
+              <w:end w:w="70" w:type="dxa"/>
+            </w:tcMar>
+          </w:tcPr>
+          <w:p>
+            <w:r>
+              <w:rPr>
+                <w:rFonts w:ascii="Times New Roman" w:hAnsi="Times New Roman"/>
+                <w:sz w:val="17"/>
+              </w:rPr>
+              <w:t>09:14</w:t>
+            </w:r>
+          </w:p>
+        </w:tc>
+        <w:tc>
+          <w:tcPr>
+            <w:tcW w:type="dxa" w:w="2324"/>
+            <w:vAlign w:val="top"/>
+            <w:tcMar>
+              <w:top w:w="70" w:type="dxa"/>
+              <w:start w:w="70" w:type="dxa"/>
+              <w:bottom w:w="70" w:type="dxa"/>
+              <w:end w:w="70" w:type="dxa"/>
+            </w:tcMar>
+          </w:tcPr>
+          <w:p>
+            <w:r>
+              <w:rPr>
+                <w:rFonts w:ascii="Times New Roman" w:hAnsi="Times New Roman"/>
+                <w:sz w:val="17"/>
+              </w:rPr>
+              <w:t>Ladepunkt A</w:t>
+            </w:r>
+          </w:p>
+        </w:tc>
+        <w:tc>
+          <w:tcPr>
+            <w:tcW w:type="dxa" w:w="4819"/>
+            <w:vAlign w:val="top"/>
+            <w:tcMar>
+              <w:top w:w="70" w:type="dxa"/>
+              <w:start w:w="70" w:type="dxa"/>
+              <w:bottom w:w="70" w:type="dxa"/>
+              <w:end w:w="70" w:type="dxa"/>
+            </w:tcMar>
+          </w:tcPr>
+          <w:p>
+            <w:r>
+              <w:rPr>
+                <w:rFonts w:ascii="Times New Roman" w:hAnsi="Times New Roman"/>
+                <w:sz w:val="17"/>
+              </w:rPr>
+              <w:t>Netzwerk getrennt; Soll 11,0 Kilowatt, Ist 10,8 Kilowatt</w:t>
+            </w:r>
+          </w:p>
+        </w:tc>
+      </w:tr>
+      <w:tr>
+        <w:trPr>
+          <w:cantSplit/>
+        </w:trPr>
+        <w:tc>
+          <w:tcPr>
+            <w:tcW w:type="dxa" w:w="1814"/>
+            <w:vAlign w:val="top"/>
+            <w:tcMar>
+              <w:top w:w="70" w:type="dxa"/>
+              <w:start w:w="70" w:type="dxa"/>
+              <w:bottom w:w="70" w:type="dxa"/>
+              <w:end w:w="70" w:type="dxa"/>
+            </w:tcMar>
+          </w:tcPr>
+          <w:p>
+            <w:r>
+              <w:rPr>
+                <w:rFonts w:ascii="Times New Roman" w:hAnsi="Times New Roman"/>
+                <w:sz w:val="17"/>
+              </w:rPr>
+              <w:t>09:31</w:t>
+            </w:r>
+          </w:p>
+        </w:tc>
+        <w:tc>
+          <w:tcPr>
+            <w:tcW w:type="dxa" w:w="2324"/>
+            <w:vAlign w:val="top"/>
+            <w:tcMar>
+              <w:top w:w="70" w:type="dxa"/>
+              <w:start w:w="70" w:type="dxa"/>
+              <w:bottom w:w="70" w:type="dxa"/>
+              <w:end w:w="70" w:type="dxa"/>
+            </w:tcMar>
+          </w:tcPr>
+          <w:p>
+            <w:r>
+              <w:rPr>
+                <w:rFonts w:ascii="Times New Roman" w:hAnsi="Times New Roman"/>
+                <w:sz w:val="17"/>
+              </w:rPr>
+              <w:t>A und B</w:t>
+            </w:r>
+          </w:p>
+        </w:tc>
+        <w:tc>
+          <w:tcPr>
+            <w:tcW w:type="dxa" w:w="4819"/>
+            <w:vAlign w:val="top"/>
+            <w:tcMar>
+              <w:top w:w="70" w:type="dxa"/>
+              <w:start w:w="70" w:type="dxa"/>
+              <w:bottom w:w="70" w:type="dxa"/>
+              <w:end w:w="70" w:type="dxa"/>
+            </w:tcMar>
+          </w:tcPr>
+          <w:p>
+            <w:r>
+              <w:rPr>
+                <w:rFonts w:ascii="Times New Roman" w:hAnsi="Times New Roman"/>
+                <w:sz w:val="17"/>
+              </w:rPr>
+              <w:t>Netzwerk verbunden; Soll gesamt 22,0 Kilowatt, Ist gesamt 7,2 Kilowatt</w:t>
+            </w:r>
+          </w:p>
+        </w:tc>
+      </w:tr>
+      <w:tr>
+        <w:trPr>
+          <w:cantSplit/>
+        </w:trPr>
+        <w:tc>
+          <w:tcPr>
+            <w:tcW w:type="dxa" w:w="1814"/>
+            <w:vAlign w:val="top"/>
+            <w:tcMar>
+              <w:top w:w="70" w:type="dxa"/>
+              <w:start w:w="70" w:type="dxa"/>
+              <w:bottom w:w="70" w:type="dxa"/>
+              <w:end w:w="70" w:type="dxa"/>
+            </w:tcMar>
+          </w:tcPr>
+          <w:p>
+            <w:r>
+              <w:rPr>
+                <w:rFonts w:ascii="Times New Roman" w:hAnsi="Times New Roman"/>
+                <w:sz w:val="17"/>
+              </w:rPr>
+              <w:t>09:48</w:t>
+            </w:r>
+          </w:p>
+        </w:tc>
+        <w:tc>
+          <w:tcPr>
+            <w:tcW w:type="dxa" w:w="2324"/>
+            <w:vAlign w:val="top"/>
+            <w:tcMar>
+              <w:top w:w="70" w:type="dxa"/>
+              <w:start w:w="70" w:type="dxa"/>
+              <w:bottom w:w="70" w:type="dxa"/>
+              <w:end w:w="70" w:type="dxa"/>
+            </w:tcMar>
+          </w:tcPr>
+          <w:p>
+            <w:r>
+              <w:rPr>
+                <w:rFonts w:ascii="Times New Roman" w:hAnsi="Times New Roman"/>
+                <w:sz w:val="17"/>
+              </w:rPr>
+              <w:t>Lokales Profil</w:t>
+            </w:r>
+          </w:p>
+        </w:tc>
+        <w:tc>
+          <w:tcPr>
+            <w:tcW w:type="dxa" w:w="4819"/>
+            <w:vAlign w:val="top"/>
+            <w:tcMar>
+              <w:top w:w="70" w:type="dxa"/>
+              <w:start w:w="70" w:type="dxa"/>
+              <w:bottom w:w="70" w:type="dxa"/>
+              <w:end w:w="70" w:type="dxa"/>
+            </w:tcMar>
+          </w:tcPr>
+          <w:p>
+            <w:r>
+              <w:rPr>
+                <w:rFonts w:ascii="Times New Roman" w:hAnsi="Times New Roman"/>
+                <w:sz w:val="17"/>
+              </w:rPr>
+              <w:t>Statische Verteilung gewählt; nach 23 Sekunden auf Eco-Dynamic zurückgesetzt</w:t>
+            </w:r>
+          </w:p>
+        </w:tc>
+      </w:tr>
+      <w:tr>
+        <w:trPr>
+          <w:cantSplit/>
+        </w:trPr>
+        <w:tc>
+          <w:tcPr>
+            <w:tcW w:type="dxa" w:w="1814"/>
+            <w:vAlign w:val="top"/>
+            <w:tcMar>
+              <w:top w:w="70" w:type="dxa"/>
+              <w:start w:w="70" w:type="dxa"/>
+              <w:bottom w:w="70" w:type="dxa"/>
+              <w:end w:w="70" w:type="dxa"/>
+            </w:tcMar>
+          </w:tcPr>
+          <w:p>
+            <w:r>
+              <w:rPr>
+                <w:rFonts w:ascii="Times New Roman" w:hAnsi="Times New Roman"/>
+                <w:sz w:val="17"/>
+              </w:rPr>
+              <w:t>10:22</w:t>
+            </w:r>
+          </w:p>
+        </w:tc>
+        <w:tc>
+          <w:tcPr>
+            <w:tcW w:type="dxa" w:w="2324"/>
+            <w:vAlign w:val="top"/>
+            <w:tcMar>
+              <w:top w:w="70" w:type="dxa"/>
+              <w:start w:w="70" w:type="dxa"/>
+              <w:bottom w:w="70" w:type="dxa"/>
+              <w:end w:w="70" w:type="dxa"/>
+            </w:tcMar>
+          </w:tcPr>
+          <w:p>
+            <w:r>
+              <w:rPr>
+                <w:rFonts w:ascii="Times New Roman" w:hAnsi="Times New Roman"/>
+                <w:sz w:val="17"/>
+              </w:rPr>
+              <w:t>Netzbetreiberabfrage</w:t>
+            </w:r>
+          </w:p>
+        </w:tc>
+        <w:tc>
+          <w:tcPr>
+            <w:tcW w:type="dxa" w:w="4819"/>
+            <w:vAlign w:val="top"/>
+            <w:tcMar>
+              <w:top w:w="70" w:type="dxa"/>
+              <w:start w:w="70" w:type="dxa"/>
+              <w:bottom w:w="70" w:type="dxa"/>
+              <w:end w:w="70" w:type="dxa"/>
+            </w:tcMar>
+          </w:tcPr>
+          <w:p>
+            <w:r>
+              <w:rPr>
+                <w:rFonts w:ascii="Times New Roman" w:hAnsi="Times New Roman"/>
+                <w:sz w:val="17"/>
+              </w:rPr>
+              <w:t>Telefonisch kein Reduzierungsbefehl für den Prüfzeitraum bestätigt</w:t>
+            </w:r>
+          </w:p>
+        </w:tc>
+      </w:tr>
+    </w:tbl>
+    <w:p/>
+    <w:p>
+      <w:pPr>
+        <w:pStyle w:val="Heading1"/>
+      </w:pPr>
+      <w:r>
+        <w:t>3. Grenzen der Prüfung</w:t>
       </w:r>
     </w:p>
     <w:p>
       <w:r>
-        <w:t>Diagnose-Token, Serverlog oder Herstellerkonto wurden nicht bereitgestellt. Vollständige Ursachenklärung bleibt offen.</w:t>
+        <w:t>Für die Verwaltungsebene der Wallbox lag kein Freischaltcode vor. Der Herstellersupport verwies unter Ticket 774921 auf den Händlerzugang. Ein serverseitiger Profilwechsel konnte deshalb weder eingesehen noch rückgängig gemacht werden. Die Netzbetreiberauskunft wurde zunächst nur telefonisch erteilt und später per E-Mail bestätigt.</w:t>
+      </w:r>
+    </w:p>
+    <w:p>
+      <w:pPr>
+        <w:pStyle w:val="Heading1"/>
+      </w:pPr>
+      <w:r>
+        <w:t>4. Rückgabe und Anlagen</w:t>
+      </w:r>
+    </w:p>
+    <w:p>
+      <w:r>
+        <w:t>Die vorhandenen Parameter wurden nach jedem Versuch auf den bei Ankunft protokollierten Stand zurückgesetzt. Firmware 3.9.7 und Profil Eco-Dynamic blieben unverändert. Messwerte, Uhrzeiten und Fahrzeugzuordnung wurden als CSV exportiert. Eine Verantwortungszuordnung nimmt dieser technische Bericht nicht vor.</w:t>
+      </w:r>
+    </w:p>
+    <w:p>
+      <w:r>
+        <w:t>Mit freundlichen Grüßen</w:t>
+      </w:r>
+    </w:p>
+    <w:p>
+      <w:r>
+        <w:t>Julian Mäßner</w:t>
+        <w:br/>
+        <w:t>Elektromeister und konzessionierter Installateur</w:t>
       </w:r>
     </w:p>
     <w:sectPr>
-      <w:pgSz w:w="12240" w:h="15840"/>
-      <w:pgMar w:top="1440" w:right="1800" w:bottom="1440" w:left="1800" w:header="720" w:footer="720" w:gutter="0"/>
+      <w:footerReference w:type="default" r:id="rId9"/>
+      <w:headerReference w:type="default" r:id="rId10"/>
+      <w:pgSz w:w="11906" w:h="16838"/>
+      <w:pgMar w:top="709" w:right="1134" w:bottom="709" w:left="1247" w:header="680" w:footer="567" w:gutter="0"/>
       <w:cols w:space="720"/>
       <w:docGrid w:linePitch="360"/>
     </w:sectPr>
   </w:body>
 </w:document>
+</file>
+
+<file path=word/footer1.xml><?xml version="1.0" encoding="utf-8"?>
+<w:ftr xmlns:m="http://schemas.openxmlformats.org/officeDocument/2006/math" xmlns:mc="http://schemas.openxmlformats.org/markup-compatibility/2006" xmlns:mo="http://schemas.microsoft.com/office/mac/office/2008/main" xmlns:mv="urn:schemas-microsoft-com:mac:vml" xmlns:o="urn:schemas-microsoft-com:office:office" xmlns:r="http://schemas.openxmlformats.org/officeDocument/2006/relationships" xmlns:v="urn:schemas-microsoft-com:vml" xmlns:w10="urn:schemas-microsoft-com:office:word" xmlns:w14="http://schemas.microsoft.com/office/word/2010/wordml" xmlns:w="http://schemas.openxmlformats.org/wordprocessingml/2006/main" xmlns:wne="http://schemas.microsoft.com/office/word/2006/wordml" xmlns:wp14="http://schemas.microsoft.com/office/word/2010/wordprocessingDrawing" xmlns:wp="http://schemas.openxmlformats.org/drawingml/2006/wordprocessingDrawing" xmlns:wpc="http://schemas.microsoft.com/office/word/2010/wordprocessingCanvas" xmlns:wpg="http://schemas.microsoft.com/office/word/2010/wordprocessingGroup" xmlns:wpi="http://schemas.microsoft.com/office/word/2010/wordprocessingInk" xmlns:wps="http://schemas.microsoft.com/office/word/2010/wordprocessingShape" mc:Ignorable="w14 wp14">
+  <w:p>
+    <w:pPr>
+      <w:pStyle w:val="Footer"/>
+      <w:tabs>
+        <w:tab w:pos="9071" w:val="right"/>
+      </w:tabs>
+      <w:jc w:val="left"/>
+    </w:pPr>
+    <w:r>
+      <w:rPr>
+        <w:rFonts w:ascii="Times New Roman" w:hAnsi="Times New Roman"/>
+        <w:color w:val="6B6B66"/>
+        <w:sz w:val="16"/>
+      </w:rPr>
+    </w:r>
+    <w:r>
+      <w:rPr>
+        <w:rFonts w:ascii="Times New Roman" w:hAnsi="Times New Roman"/>
+        <w:color w:val="6B6B66"/>
+        <w:sz w:val="16"/>
+      </w:rPr>
+      <w:t>ELEKTROTECHNIK RUHRBOGEN KG</w:t>
+    </w:r>
+    <w:r>
+      <w:rPr>
+        <w:rFonts w:ascii="Times New Roman" w:hAnsi="Times New Roman"/>
+        <w:color w:val="6B6B66"/>
+        <w:sz w:val="16"/>
+      </w:rPr>
+      <w:tab/>
+      <w:t xml:space="preserve">Seite </w:t>
+    </w:r>
+    <w:r>
+      <w:rPr>
+        <w:rFonts w:ascii="Times New Roman" w:hAnsi="Times New Roman"/>
+        <w:color w:val="6B6B66"/>
+        <w:sz w:val="16"/>
+      </w:rPr>
+      <w:fldChar w:fldCharType="begin"/>
+      <w:instrText xml:space="preserve"> PAGE </w:instrText>
+      <w:fldChar w:fldCharType="end"/>
+    </w:r>
+  </w:p>
+</w:ftr>
+</file>
+
+<file path=word/header1.xml><?xml version="1.0" encoding="utf-8"?>
+<w:hdr xmlns:m="http://schemas.openxmlformats.org/officeDocument/2006/math" xmlns:mc="http://schemas.openxmlformats.org/markup-compatibility/2006" xmlns:mo="http://schemas.microsoft.com/office/mac/office/2008/main" xmlns:mv="urn:schemas-microsoft-com:mac:vml" xmlns:o="urn:schemas-microsoft-com:office:office" xmlns:r="http://schemas.openxmlformats.org/officeDocument/2006/relationships" xmlns:v="urn:schemas-microsoft-com:vml" xmlns:w10="urn:schemas-microsoft-com:office:word" xmlns:w14="http://schemas.microsoft.com/office/word/2010/wordml" xmlns:w="http://schemas.openxmlformats.org/wordprocessingml/2006/main" xmlns:wne="http://schemas.microsoft.com/office/word/2006/wordml" xmlns:wp14="http://schemas.microsoft.com/office/word/2010/wordprocessingDrawing" xmlns:wp="http://schemas.openxmlformats.org/drawingml/2006/wordprocessingDrawing" xmlns:wpc="http://schemas.microsoft.com/office/word/2010/wordprocessingCanvas" xmlns:wpg="http://schemas.microsoft.com/office/word/2010/wordprocessingGroup" xmlns:wpi="http://schemas.microsoft.com/office/word/2010/wordprocessingInk" xmlns:wps="http://schemas.microsoft.com/office/word/2010/wordprocessingShape" mc:Ignorable="w14 wp14">
+  <w:p>
+    <w:pPr>
+      <w:pStyle w:val="Header"/>
+      <w:jc w:val="left"/>
+    </w:pPr>
+    <w:r/>
+    <w:r>
+      <w:rPr>
+        <w:rFonts w:ascii="Times New Roman" w:hAnsi="Times New Roman"/>
+        <w:b/>
+        <w:color w:val="7B2D3B"/>
+        <w:sz w:val="24"/>
+      </w:rPr>
+      <w:t>ELEKTROTECHNIK RUHRBOGEN KG</w:t>
+    </w:r>
+  </w:p>
+  <w:p>
+    <w:pPr>
+      <w:jc w:val="left"/>
+      <w:pBdr>
+        <w:bottom w:val="single" w:sz="6" w:space="2" w:color="7B2D3B"/>
+      </w:pBdr>
+    </w:pPr>
+    <w:r>
+      <w:rPr>
+        <w:rFonts w:ascii="Times New Roman" w:hAnsi="Times New Roman"/>
+        <w:color w:val="6B6B66"/>
+        <w:sz w:val="16"/>
+      </w:rPr>
+      <w:t>Unternehmen</w:t>
+    </w:r>
+  </w:p>
+</w:hdr>
 </file>
 
 <file path=word/numbering.xml><?xml version="1.0" encoding="utf-8"?>
@@ -409,9 +1295,12 @@
     <w:name w:val="Normal"/>
     <w:qFormat/>
     <w:rsid w:val="00FC693F"/>
+    <w:pPr>
+      <w:spacing w:after="60" w:line="240" w:lineRule="auto"/>
+    </w:pPr>
     <w:rPr>
       <w:rFonts w:ascii="Times New Roman" w:hAnsi="Times New Roman"/>
-      <w:sz w:val="22"/>
+      <w:sz w:val="20"/>
     </w:rPr>
   </w:style>
   <w:style w:type="paragraph" w:styleId="Header">
@@ -469,15 +1358,15 @@
     <w:pPr>
       <w:keepNext/>
       <w:keepLines/>
-      <w:spacing w:before="480" w:after="0"/>
+      <w:spacing w:before="100" w:after="40"/>
       <w:outlineLvl w:val="0"/>
     </w:pPr>
     <w:rPr>
       <w:rFonts w:asciiTheme="majorHAnsi" w:eastAsiaTheme="majorEastAsia" w:hAnsiTheme="majorHAnsi" w:cstheme="majorBidi" w:ascii="Times New Roman" w:hAnsi="Times New Roman"/>
       <w:b/>
       <w:bCs/>
-      <w:color w:val="365F91" w:themeColor="accent1" w:themeShade="BF"/>
-      <w:sz w:val="26"/>
+      <w:color w:val="23364D"/>
+      <w:sz w:val="23"/>
       <w:szCs w:val="28"/>
     </w:rPr>
   </w:style>
@@ -493,15 +1382,15 @@
     <w:pPr>
       <w:keepNext/>
       <w:keepLines/>
-      <w:spacing w:before="200" w:after="0"/>
+      <w:spacing w:before="180" w:after="80"/>
       <w:outlineLvl w:val="1"/>
     </w:pPr>
     <w:rPr>
       <w:rFonts w:asciiTheme="majorHAnsi" w:eastAsiaTheme="majorEastAsia" w:hAnsiTheme="majorHAnsi" w:cstheme="majorBidi" w:ascii="Times New Roman" w:hAnsi="Times New Roman"/>
       <w:b/>
       <w:bCs/>
-      <w:color w:val="4F81BD" w:themeColor="accent1"/>
-      <w:sz w:val="24"/>
+      <w:color w:val="23364D"/>
+      <w:sz w:val="23"/>
       <w:szCs w:val="26"/>
     </w:rPr>
   </w:style>
@@ -521,11 +1410,10 @@
       <w:outlineLvl w:val="2"/>
     </w:pPr>
     <w:rPr>
-      <w:rFonts w:asciiTheme="majorHAnsi" w:eastAsiaTheme="majorEastAsia" w:hAnsiTheme="majorHAnsi" w:cstheme="majorBidi" w:ascii="Times New Roman" w:hAnsi="Times New Roman"/>
+      <w:rFonts w:asciiTheme="majorHAnsi" w:eastAsiaTheme="majorEastAsia" w:hAnsiTheme="majorHAnsi" w:cstheme="majorBidi"/>
       <w:b/>
       <w:bCs/>
       <w:color w:val="4F81BD" w:themeColor="accent1"/>
-      <w:sz w:val="24"/>
     </w:rPr>
   </w:style>
   <w:style w:type="paragraph" w:styleId="Heading4">
@@ -759,15 +1647,16 @@
       <w:pBdr>
         <w:bottom w:val="single" w:sz="8" w:space="4" w:color="4F81BD" w:themeColor="accent1"/>
       </w:pBdr>
-      <w:spacing w:after="300" w:line="240" w:lineRule="auto"/>
+      <w:spacing w:after="80" w:line="240" w:lineRule="auto" w:before="180"/>
       <w:contextualSpacing/>
     </w:pPr>
     <w:rPr>
-      <w:rFonts w:asciiTheme="majorHAnsi" w:eastAsiaTheme="majorEastAsia" w:hAnsiTheme="majorHAnsi" w:cstheme="majorBidi"/>
-      <w:color w:val="17365D" w:themeColor="text2" w:themeShade="BF"/>
+      <w:rFonts w:asciiTheme="majorHAnsi" w:eastAsiaTheme="majorEastAsia" w:hAnsiTheme="majorHAnsi" w:cstheme="majorBidi" w:ascii="Times New Roman" w:hAnsi="Times New Roman"/>
+      <w:b/>
+      <w:color w:val="23364D"/>
       <w:spacing w:val="5"/>
       <w:kern w:val="28"/>
-      <w:sz w:val="52"/>
+      <w:sz w:val="28"/>
       <w:szCs w:val="52"/>
     </w:rPr>
   </w:style>
